--- a/Prueba1.docx
+++ b/Prueba1.docx
@@ -259,7 +259,7 @@
         <w:t xml:space="preserve"> </w:t>
       </w:r>
       <w:r>
-        <w:t xml:space="preserve">una manera de dialogar con la literatura es ejemplificar con un caso empírico de alguno de los textos de la bibliografía del curso.</w:t>
+        <w:t xml:space="preserve">una manera de dialogar con la literatura es ejemplificar con un caso empírico de alguno de los textos de la bibliografía del curso o de los estudios revisados en clases.</w:t>
       </w:r>
     </w:p>
     <w:p>
@@ -479,7 +479,7 @@
         </w:numPr>
       </w:pPr>
       <w:r>
-        <w:t xml:space="preserve">Evalúe, con evidencia de al menos un estudio del curso, qué tan sostenible es la explicación esencialista en ese ámbito.</w:t>
+        <w:t xml:space="preserve">Evalúe, con evidencia de al menos un estudio del curso (de clase o lectura), qué tan sostenible es la explicación esencialista en ese ámbito.</w:t>
       </w:r>
     </w:p>
     <w:bookmarkEnd w:id="11"/>
@@ -685,30 +685,6 @@
     </w:p>
     <w:p>
       <w:pPr>
-        <w:pStyle w:val="Compact"/>
-        <w:numPr>
-          <w:ilvl w:val="0"/>
-          <w:numId w:val="1006"/>
-        </w:numPr>
-      </w:pPr>
-      <w:r>
-        <w:t xml:space="preserve">Bokser Misses-Liwerant (2020)</w:t>
-      </w:r>
-    </w:p>
-    <w:p>
-      <w:pPr>
-        <w:pStyle w:val="Compact"/>
-        <w:numPr>
-          <w:ilvl w:val="0"/>
-          <w:numId w:val="1006"/>
-        </w:numPr>
-      </w:pPr>
-      <w:r>
-        <w:t xml:space="preserve">Valdés (2001)</w:t>
-      </w:r>
-    </w:p>
-    <w:p>
-      <w:pPr>
         <w:pStyle w:val="FirstParagraph"/>
       </w:pPr>
       <w:r>
@@ -766,18 +742,6 @@
     </w:p>
     <w:p>
       <w:pPr>
-        <w:pStyle w:val="Compact"/>
-        <w:numPr>
-          <w:ilvl w:val="0"/>
-          <w:numId w:val="1007"/>
-        </w:numPr>
-      </w:pPr>
-      <w:r>
-        <w:t xml:space="preserve">Johnson (2014), cap. 1</w:t>
-      </w:r>
-    </w:p>
-    <w:p>
-      <w:pPr>
         <w:pStyle w:val="FirstParagraph"/>
       </w:pPr>
       <w:r>
@@ -814,18 +778,6 @@
     </w:p>
     <w:p>
       <w:pPr>
-        <w:pStyle w:val="Compact"/>
-        <w:numPr>
-          <w:ilvl w:val="0"/>
-          <w:numId w:val="1008"/>
-        </w:numPr>
-      </w:pPr>
-      <w:r>
-        <w:t xml:space="preserve">Martin (1998)</w:t>
-      </w:r>
-    </w:p>
-    <w:p>
-      <w:pPr>
         <w:pStyle w:val="FirstParagraph"/>
       </w:pPr>
       <w:r>
@@ -858,42 +810,6 @@
       </w:pPr>
       <w:r>
         <w:t xml:space="preserve">Video Ridgeway</w:t>
-      </w:r>
-    </w:p>
-    <w:p>
-      <w:pPr>
-        <w:pStyle w:val="Compact"/>
-        <w:numPr>
-          <w:ilvl w:val="0"/>
-          <w:numId w:val="1009"/>
-        </w:numPr>
-      </w:pPr>
-      <w:r>
-        <w:t xml:space="preserve">Ridgeway &amp; Correll (2004)</w:t>
-      </w:r>
-    </w:p>
-    <w:p>
-      <w:pPr>
-        <w:pStyle w:val="Compact"/>
-        <w:numPr>
-          <w:ilvl w:val="0"/>
-          <w:numId w:val="1009"/>
-        </w:numPr>
-      </w:pPr>
-      <w:r>
-        <w:t xml:space="preserve">Martin (2009)</w:t>
-      </w:r>
-    </w:p>
-    <w:p>
-      <w:pPr>
-        <w:pStyle w:val="Compact"/>
-        <w:numPr>
-          <w:ilvl w:val="0"/>
-          <w:numId w:val="1009"/>
-        </w:numPr>
-      </w:pPr>
-      <w:r>
-        <w:t xml:space="preserve">Rudman et al. (2012)</w:t>
       </w:r>
     </w:p>
     <w:p>
@@ -946,30 +862,6 @@
       </w:pPr>
       <w:r>
         <w:t xml:space="preserve">Mickey (2019)</w:t>
-      </w:r>
-    </w:p>
-    <w:p>
-      <w:pPr>
-        <w:pStyle w:val="Compact"/>
-        <w:numPr>
-          <w:ilvl w:val="0"/>
-          <w:numId w:val="1010"/>
-        </w:numPr>
-      </w:pPr>
-      <w:r>
-        <w:t xml:space="preserve">Johnson (2014), cap. 2</w:t>
-      </w:r>
-    </w:p>
-    <w:p>
-      <w:pPr>
-        <w:pStyle w:val="Compact"/>
-        <w:numPr>
-          <w:ilvl w:val="0"/>
-          <w:numId w:val="1010"/>
-        </w:numPr>
-      </w:pPr>
-      <w:r>
-        <w:t xml:space="preserve">Acker (1990)</w:t>
       </w:r>
     </w:p>
     <w:p>
